--- a/outputs/ats/product/short/satellite_imagery/docx/dheeraj_chand_product_short_satellite_imagery.docx
+++ b/outputs/ats/product/short/satellite_imagery/docx/dheeraj_chand_product_short_satellite_imagery.docx
@@ -32,7 +32,7 @@
     </w:p>
     <w:p>
       <w:r>
-        <w:t>Senior data scientist and software engineer specializing in geospatial machine learning and large-scale demographic analysis. Developed algorithms that improved demographic classification accuracy from 23% to 64%, processed data across 178,000+ precincts, and built platforms serving thousands of analysts nationwide.</w:t>
+        <w:t>Product leader with 20+ years shipping data platforms. Managed an 11-person engineering team at Helm/Murmuration, setting technical direction for an enterprise data warehouse serving democratic electoral organizations. Built a redistricting platform used by 12,847 analysts across 89 organizations.</w:t>
       </w:r>
     </w:p>
     <w:p>
@@ -43,7 +43,11 @@
         <w:t>CORE COMPETENCIES</w:t>
       </w:r>
     </w:p>
-    <w:p/>
+    <w:p>
+      <w:r>
+        <w:t>Programming and Development • Data Infrastructure • Machine Learning &amp; AI</w:t>
+      </w:r>
+    </w:p>
     <w:p>
       <w:pPr>
         <w:pStyle w:val="Heading2"/>
@@ -62,12 +66,22 @@
     </w:p>
     <w:p>
       <w:r>
-        <w:t>Data, Technology and Strategy Consulting</w:t>
+        <w:t>Data Science &amp; Political Analytics</w:t>
       </w:r>
     </w:p>
     <w:p>
       <w:r>
-        <w:t xml:space="preserve">• Discovered systematic race coding errors affecting all Black and Asian-American voters, developed geospatial machine learning algorithms improving demographic classification accuracy from </w:t>
+        <w:t xml:space="preserve">• Discovered systematic race coding errors in national voter databases affecting </w:t>
+      </w:r>
+      <w:r>
+        <w:rPr>
+          <w:b/>
+          <w:color w:val="2C3E50"/>
+        </w:rPr>
+        <w:t>50M</w:t>
+      </w:r>
+      <w:r>
+        <w:t xml:space="preserve">+ voters. Built geospatial ML algorithms improving demographic classification accuracy from </w:t>
       </w:r>
       <w:r>
         <w:rPr>
@@ -89,49 +103,22 @@
     </w:p>
     <w:p>
       <w:r>
-        <w:t>• Built redistricting platform used by thousands of analysts nationwide with real-time collaborative editing and Census integration</w:t>
-      </w:r>
-    </w:p>
-    <w:p>
-      <w:r>
-        <w:t xml:space="preserve">• Achieved </w:t>
+        <w:t xml:space="preserve">• Built a redistricting platform used by </w:t>
       </w:r>
       <w:r>
         <w:rPr>
           <w:b/>
           <w:color w:val="2C3E50"/>
         </w:rPr>
-        <w:t>87%</w:t>
+        <w:t>12,847</w:t>
       </w:r>
       <w:r>
-        <w:t xml:space="preserve"> prediction accuracy for voter turnout vs. industry standard of </w:t>
+        <w:t xml:space="preserve"> analysts across 89 organizations during the 2021 cycle, with real-time collaborative editing and Census integration</w:t>
       </w:r>
+    </w:p>
+    <w:p>
       <w:r>
-        <w:rPr>
-          <w:b/>
-          <w:color w:val="2C3E50"/>
-        </w:rPr>
-        <w:t>71%</w:t>
-      </w:r>
-      <w:r>
-        <w:t xml:space="preserve">, reducing polling error margins from </w:t>
-      </w:r>
-      <w:r>
-        <w:rPr>
-          <w:b/>
-          <w:color w:val="2C3E50"/>
-        </w:rPr>
-        <w:t>±4.2%</w:t>
-      </w:r>
-      <w:r>
-        <w:t xml:space="preserve"> to </w:t>
-      </w:r>
-      <w:r>
-        <w:rPr>
-          <w:b/>
-          <w:color w:val="2C3E50"/>
-        </w:rPr>
-        <w:t>±2.1%</w:t>
+        <w:t>• Redesigned sampling methodologies to improve sample-to-universe correspondence, producing more representative surveys across electoral campaigns at every level</w:t>
       </w:r>
     </w:p>
     <w:p>
@@ -139,27 +126,22 @@
         <w:pStyle w:val="Heading3"/>
       </w:pPr>
       <w:r>
-        <w:t>Data Products Manager - Helm/Murmuration (Austin, TX) | June 2021 - May 2023</w:t>
+        <w:t>Data Products Manager - Helm/Murmuration (Austin, TX) | 2021 - 2023</w:t>
       </w:r>
     </w:p>
     <w:p>
       <w:r>
-        <w:t>Civic Graph &amp; Civic Pulse Director</w:t>
+        <w:t>Democratic Electoral Technology</w:t>
       </w:r>
     </w:p>
     <w:p>
       <w:r>
-        <w:t>• Conceived, architected and built Civic Graph multi-tenant data warehouse processing government data from Census, Bureau of Labor Statistics, National Council of Educational Statistics</w:t>
+        <w:t>• Designed and built Civic Graph — a federated medallion architecture data warehouse harmonizing behavioral, attitudinal, demographic, econometric, and geographical data from state, federal, and international agencies into a unified analytical layer</w:t>
       </w:r>
     </w:p>
     <w:p>
       <w:r>
-        <w:t>• Built multi-dimensional data warehouse measuring socio-economic changes in America at every level across attitudinal, behavioral, demographic, economic and geographical dimensions</w:t>
-      </w:r>
-    </w:p>
-    <w:p>
-      <w:r>
-        <w:t>• Managed engineering teams of 7-11 professionals while setting technical direction for data architecture</w:t>
+        <w:t>• Managed an engineering team of 11 while setting technical direction for data architecture and pipeline modernization</w:t>
       </w:r>
     </w:p>
     <w:p>
@@ -167,27 +149,22 @@
         <w:pStyle w:val="Heading3"/>
       </w:pPr>
       <w:r>
-        <w:t>Analytics Supervisor - GSD&amp;M (Austin, TX) | November 2019 - June 2020</w:t>
+        <w:t>Analytics Supervisor - GSD&amp;M (Austin, TX) | 2018 - 2019</w:t>
       </w:r>
     </w:p>
     <w:p>
       <w:r>
-        <w:t>Big Data Engineering Transformation</w:t>
+        <w:t>Advertising Analytics</w:t>
       </w:r>
     </w:p>
     <w:p>
       <w:r>
-        <w:t>• Transformed small data team into big data engineering team, scaling from laptop datasets to Hadoop Clusters and Hive on AWS</w:t>
+        <w:t>• Rebuilt the Decision Sciences Department from scratch — introduced version control, Agile, and spatial analysis to a team that had been doing everything in Excel</w:t>
       </w:r>
     </w:p>
     <w:p>
       <w:r>
-        <w:t>• Managed accounts including United States Air Force, Southwest Airlines/Chase and Indeed</w:t>
-      </w:r>
-    </w:p>
-    <w:p>
-      <w:r>
-        <w:t>• Rewrote mission and offerings of department and drafted integration plan with strategy team</w:t>
+        <w:t>• Implemented spatial analysis and consumer segmentation that revealed patterns in existing customer data nobody had seen before</w:t>
       </w:r>
     </w:p>
     <w:p>
@@ -195,27 +172,22 @@
         <w:pStyle w:val="Heading3"/>
       </w:pPr>
       <w:r>
-        <w:t>Software Engineer - Mautinoa Technologies (Austin, TX) | August 2016 - February 2018</w:t>
+        <w:t>Senior Analyst - Myers Research (Austin, TX) | 2012 - 2014</w:t>
       </w:r>
     </w:p>
     <w:p>
       <w:r>
-        <w:t>SimCrisis Product Owner/Engineer</w:t>
+        <w:t>Political Research &amp; Analysis</w:t>
       </w:r>
     </w:p>
     <w:p>
       <w:r>
-        <w:t>• Conceived, architected and engineered econometric simulation software for humanitarian crises intervention measurement</w:t>
+        <w:t>• Designed survey instruments for specialized voting segments and niche markets</w:t>
       </w:r>
     </w:p>
     <w:p>
       <w:r>
-        <w:t>• Built SimCrisis GeoDjango web application using multi-agent modeling to create econometric simulations of crisis economies</w:t>
-      </w:r>
-    </w:p>
-    <w:p>
-      <w:r>
-        <w:t>• Designed modular application accepting rules extensions for ethnic strife, different crises/disasters, supply failures</w:t>
+        <w:t>• Co-developed a web application managing all aspects of survey operations — instrument design through data collection and analysis</w:t>
       </w:r>
     </w:p>
     <w:p>
@@ -223,141 +195,32 @@
         <w:pStyle w:val="Heading3"/>
       </w:pPr>
       <w:r>
-        <w:t>Senior Analyst - Myers Research (Austin, TX) | August 2012 - February 2014</w:t>
+        <w:t>Research Director - PCCC (Washington, DC) | August 2011 - August 2012</w:t>
       </w:r>
     </w:p>
     <w:p>
       <w:r>
-        <w:t>RACSO Product Owner/Engineer</w:t>
+        <w:t>Political Research &amp; Data Analysis</w:t>
       </w:r>
     </w:p>
     <w:p>
       <w:r>
-        <w:t>• Designed comprehensive survey instruments for specialized voting segments and niche markets</w:t>
-      </w:r>
-    </w:p>
-    <w:p>
-      <w:r>
-        <w:t>• Co-developed RACSO web application managing all aspects of survey operations from instrument design to data analysis</w:t>
-      </w:r>
-    </w:p>
-    <w:p>
-      <w:r>
-        <w:t xml:space="preserve">• Wrote RFP and analyzed bids from </w:t>
+        <w:t xml:space="preserve">• Conceived and built FLEEM — a Twilio-based web application emulating a predictive dialer for regulated political surveys, handling </w:t>
       </w:r>
       <w:r>
         <w:rPr>
           <w:b/>
           <w:color w:val="2C3E50"/>
         </w:rPr>
-        <w:t>1,200</w:t>
+        <w:t>10,000</w:t>
       </w:r>
       <w:r>
-        <w:t xml:space="preserve"> vendors for research platform development</w:t>
-      </w:r>
-    </w:p>
-    <w:p>
-      <w:pPr>
-        <w:pStyle w:val="Heading3"/>
-      </w:pPr>
-      <w:r>
-        <w:t>Research Director - PCCC (Washington, DC) | 2010 - 2012</w:t>
+        <w:t>+ simultaneous calls</w:t>
       </w:r>
     </w:p>
     <w:p>
       <w:r>
-        <w:t>Political Research &amp; Data Analysis (FLEEM System)</w:t>
-      </w:r>
-    </w:p>
-    <w:p>
-      <w:r>
-        <w:t>• Conceived, architected, and engineered FLEEM web application using Twilio API handling tens of thousands of simultaneous phone calls using emulated predictive dialer for regulated political surveys</w:t>
-      </w:r>
-    </w:p>
-    <w:p>
-      <w:r>
-        <w:t>• Developed IVR polling system for early quantitative research supporting Senators Martin Heinrich and Elizabeth Warren</w:t>
-      </w:r>
-    </w:p>
-    <w:p>
-      <w:r>
-        <w:t>• Built comprehensive tabular and graphical reporting system with Python, GeoDjango, PostGIS, and Apache webserver</w:t>
-      </w:r>
-    </w:p>
-    <w:p>
-      <w:pPr>
-        <w:pStyle w:val="Heading3"/>
-      </w:pPr>
-      <w:r>
-        <w:t>Software Engineer - Salsa Labs (Washington, DC) | January 2011 - August 2011</w:t>
-      </w:r>
-    </w:p>
-    <w:p>
-      <w:r>
-        <w:t>Geospatial CRM Development</w:t>
-      </w:r>
-    </w:p>
-    <w:p>
-      <w:r>
-        <w:t>• Maintained and extended comprehensive geospatial analysis and reporting tools for Java-based CRM system used by tens of thousands simultaneously</w:t>
-      </w:r>
-    </w:p>
-    <w:p>
-      <w:r>
-        <w:t>• Developed custom tile server for Web Map Service (WMS) integration using GeoTools and OpenLayers</w:t>
-      </w:r>
-    </w:p>
-    <w:p>
-      <w:r>
-        <w:t>• Built advanced geospatial analysis capabilities using Java, JavaScript, MySQL, and TileMill</w:t>
-      </w:r>
-    </w:p>
-    <w:p>
-      <w:pPr>
-        <w:pStyle w:val="Heading3"/>
-      </w:pPr>
-      <w:r>
-        <w:t>Programmer - Lake Research Partners (Washington, DC) | April 2008 - December 2008</w:t>
-      </w:r>
-    </w:p>
-    <w:p>
-      <w:r>
-        <w:t>Political Research &amp; Analytics</w:t>
-      </w:r>
-    </w:p>
-    <w:p>
-      <w:r>
-        <w:t>• Built the first collaborative and multi-actor contributed poll of polls used by the Democratic Party</w:t>
-      </w:r>
-    </w:p>
-    <w:p>
-      <w:r>
-        <w:t>• Harmonized data from 20+ polling firms with incompatible methodologies and encoding systems</w:t>
-      </w:r>
-    </w:p>
-    <w:p>
-      <w:r>
-        <w:t xml:space="preserve">• Created comprehensive meta-analysis framework handling millions of survey responses that became the </w:t>
-      </w:r>
-      <w:r>
-        <w:rPr>
-          <w:b/>
-          <w:color w:val="2C3E50"/>
-        </w:rPr>
-        <w:t>$400M</w:t>
-      </w:r>
-      <w:r>
-        <w:t xml:space="preserve"> Polling Consortium Database at The Analyst Institute, now valued at </w:t>
-      </w:r>
-      <w:r>
-        <w:rPr>
-          <w:b/>
-          <w:color w:val="2C3E50"/>
-        </w:rPr>
-        <w:t>$1B</w:t>
-      </w:r>
-      <w:r>
-        <w:t>+</w:t>
+        <w:t>• Built IVR polling system supporting early quantitative research for Senators Martin Heinrich and Elizabeth Warren</w:t>
       </w:r>
     </w:p>
     <w:p>
@@ -373,22 +236,22 @@
         <w:pStyle w:val="Heading3"/>
       </w:pPr>
       <w:r>
-        <w:t>National Redistricting Platform (2020 - 2021)</w:t>
+        <w:t>National Redistricting Platform (2020 - 2022)</w:t>
       </w:r>
     </w:p>
     <w:p>
       <w:r>
-        <w:t>Cloud-based GeoDjango platform for redistricting analysis with real-time collaborative editing and Census integration, used by thousands of analysts nationwide</w:t>
+        <w:t>Cloud-based GeoDjango platform for redistricting analysis with real-time collaborative editing and Census integration, used by 12,847 analysts across 89 organizations during the 2021 redistricting cycle.</w:t>
       </w:r>
     </w:p>
     <w:p>
       <w:r>
-        <w:t>Technologies: GeoDjango, PostGIS, AWS, Docker, React, Python</w:t>
+        <w:t>Technologies: GeoDjango, PostGIS, AWS, Docker, React, Python, Redis, WebSockets</w:t>
       </w:r>
     </w:p>
     <w:p>
       <w:r>
-        <w:t>Impact: Reduced mapping costs by 73.5%, saving organizations $4.7M in operational expenses</w:t>
+        <w:t>Impact: Reduced mapping costs by 73.5%, saving organizations $4.7M. Made redistricting analysis accessible to organizations that previously couldn't afford it.</w:t>
       </w:r>
     </w:p>
     <w:p>
@@ -396,22 +259,22 @@
         <w:pStyle w:val="Heading3"/>
       </w:pPr>
       <w:r>
-        <w:t>FLEEM Political Polling System (2010 - 2012)</w:t>
+        <w:t>[Siege Utilities](https://github.com/siege-analytics/siege_utilities) — Geospatial Data Sciences Library (2019 - Present)</w:t>
       </w:r>
     </w:p>
     <w:p>
       <w:r>
-        <w:t>Completely self-built IVR system using Twilio API that contacted tens of thousands of voters daily, replicated call center functionality to performance parity</w:t>
+        <w:t>Open-source Python library powering all Siege Analytics workflows. 37 GeoDjango models for Census TIGER, NCES, NLRB, and Federal Judicial Districts. 9 population services for demographic analysis. PySpark/Apache Sedona distributed computing utilities. Includes geospatial computation functions that run inside Databricks without Apache Sedona or C library dependencies. Census API integration for ACS, Decennial, and PL 94-171 redistricting data. Hydra + Pydantic configuration system. 1,884+ tests. Dual-licensed AGPLv3/Commercial.</w:t>
       </w:r>
     </w:p>
     <w:p>
       <w:r>
-        <w:t>Technologies: Twilio API, Python, Django, PostgreSQL, JavaScript</w:t>
+        <w:t>Technologies: Python, GeoDjango, PostGIS, PySpark, Apache Sedona, Databricks, Hydra, Pydantic, Snowflake, Census API</w:t>
       </w:r>
     </w:p>
     <w:p>
       <w:r>
-        <w:t>Impact: Saved $840K in operational costs plus millions in avoided software licensing</w:t>
+        <w:t>Impact: Foundation infrastructure for all Siege Analytics projects — every analysis pipeline and data product depends on it. Demonstrates commitment to open-source and rigorous engineering practices.</w:t>
       </w:r>
     </w:p>
     <w:p>
@@ -419,22 +282,22 @@
         <w:pStyle w:val="Heading3"/>
       </w:pPr>
       <w:r>
-        <w:t>Geospatial Demographic Classification System (2013 - 2016)</w:t>
+        <w:t>FLEEM Political Polling System (2011 - 2012)</w:t>
       </w:r>
     </w:p>
     <w:p>
       <w:r>
-        <w:t>Machine learning platform that discovered systematic coding errors and improved demographic classification accuracy from 23% to 64%</w:t>
+        <w:t>Web application using Twilio API for regulated political surveys, emulating a predictive dialer to handle 10,000+ simultaneous calls. Built for PCCC, used in campaigns for Senators Heinrich and Warren.</w:t>
       </w:r>
     </w:p>
     <w:p>
       <w:r>
-        <w:t>Technologies: Python, Scikit-learn, PostGIS, GeoPandas, TensorFlow</w:t>
+        <w:t>Technologies: Twilio API, Python, Django, PostgreSQL, GeoDjango, PostGIS, JavaScript, Apache</w:t>
       </w:r>
     </w:p>
     <w:p>
       <w:r>
-        <w:t>Impact: Corrected demographic data affecting all Black and Asian-American voters nationwide</w:t>
+        <w:t>Impact: Saved PAC $500K+ annually by doing IVR polling in-house instead of contracting with Public Policy Polling. Supported campaigns for Senators Heinrich and Warren.</w:t>
       </w:r>
     </w:p>
     <w:p>
@@ -455,12 +318,47 @@
     </w:p>
     <w:p>
       <w:r>
-        <w:t>• Discovered systematic race coding errors affecting all Black and Asian-American voters</w:t>
+        <w:t xml:space="preserve">• Built a redistricting platform serving </w:t>
+      </w:r>
+      <w:r>
+        <w:rPr>
+          <w:b/>
+          <w:color w:val="2C3E50"/>
+        </w:rPr>
+        <w:t>12,847</w:t>
+      </w:r>
+      <w:r>
+        <w:t xml:space="preserve"> analysts across 89 organizations during the 2021 redistricting cycle, with real-time collaborative editing and Census integration.</w:t>
       </w:r>
     </w:p>
     <w:p>
       <w:r>
-        <w:t xml:space="preserve">• Algorithm reduced mapping costs by </w:t>
+        <w:t xml:space="preserve">• Delivered </w:t>
+      </w:r>
+      <w:r>
+        <w:rPr>
+          <w:b/>
+          <w:color w:val="2C3E50"/>
+        </w:rPr>
+        <w:t>$4.9M</w:t>
+      </w:r>
+      <w:r>
+        <w:t xml:space="preserve"> in additional revenue through continuous testing and optimization, with </w:t>
+      </w:r>
+      <w:r>
+        <w:rPr>
+          <w:b/>
+          <w:color w:val="2C3E50"/>
+        </w:rPr>
+        <w:t>23%</w:t>
+      </w:r>
+      <w:r>
+        <w:t xml:space="preserve"> improvement in conversion rates.</w:t>
+      </w:r>
+    </w:p>
+    <w:p>
+      <w:r>
+        <w:t xml:space="preserve">• Invented a trigonometric boundary estimation algorithm that reduced mapping costs by </w:t>
       </w:r>
       <w:r>
         <w:rPr>
@@ -470,7 +368,7 @@
         <w:t>73.5%</w:t>
       </w:r>
       <w:r>
-        <w:t xml:space="preserve">, saving campaigns and organizations </w:t>
+        <w:t xml:space="preserve">, saving campaigns and nonprofits </w:t>
       </w:r>
       <w:r>
         <w:rPr>
@@ -479,32 +377,8 @@
         </w:rPr>
         <w:t>$4.7M</w:t>
       </w:r>
-    </w:p>
-    <w:p>
       <w:r>
-        <w:t>• Built redistricting platform used by thousands of analysts nationwide</w:t>
-      </w:r>
-    </w:p>
-    <w:p>
-      <w:r>
-        <w:t xml:space="preserve">• Achieved </w:t>
-      </w:r>
-      <w:r>
-        <w:rPr>
-          <w:b/>
-          <w:color w:val="2C3E50"/>
-        </w:rPr>
-        <w:t>87%</w:t>
-      </w:r>
-      <w:r>
-        <w:t xml:space="preserve"> prediction accuracy for voter turnout vs. industry standard of </w:t>
-      </w:r>
-      <w:r>
-        <w:rPr>
-          <w:b/>
-          <w:color w:val="2C3E50"/>
-        </w:rPr>
-        <w:t>71%</w:t>
+        <w:t xml:space="preserve"> and making redistricting analysis accessible to organizations that couldn't previously afford it.</w:t>
       </w:r>
     </w:p>
     <w:p>
@@ -513,6 +387,26 @@
       </w:pPr>
       <w:r>
         <w:t>TECHNICAL SKILLS</w:t>
+      </w:r>
+    </w:p>
+    <w:p>
+      <w:r>
+        <w:t>PROGRAMMING AND DEVELOPMENT Python; R; SQL/PostGIS; JavaScript; Java; Other Technologies</w:t>
+      </w:r>
+    </w:p>
+    <w:p>
+      <w:r>
+        <w:t>DATA INFRASTRUCTURE Processing; Pipelines; Storage; Streaming</w:t>
+      </w:r>
+    </w:p>
+    <w:p>
+      <w:r>
+        <w:t>MACHINE LEARNING &amp; AI ML Frameworks; Geospatial ML; Techniques; Validation</w:t>
+      </w:r>
+    </w:p>
+    <w:p>
+      <w:r>
+        <w:t>For a more detailed description of my experience, please visit https://www.dheerajchand.com</w:t>
       </w:r>
     </w:p>
     <w:sectPr>
